--- a/artifacts/bids/2026-02-16/zayavka_2026-02-16.docx
+++ b/artifacts/bids/2026-02-16/zayavka_2026-02-16.docx
@@ -254,7 +254,7 @@
               <w:jc w:val="right"/>
             </w:pPr>
             <w:r>
-              <w:t>4,148</w:t>
+              <w:t>4,152</w:t>
             </w:r>
           </w:p>
         </w:tc>
@@ -302,7 +302,7 @@
               <w:jc w:val="right"/>
             </w:pPr>
             <w:r>
-              <w:t>3,978</w:t>
+              <w:t>3,942</w:t>
             </w:r>
           </w:p>
         </w:tc>
@@ -325,7 +325,7 @@
               <w:jc w:val="right"/>
             </w:pPr>
             <w:r>
-              <w:t>3,639</w:t>
+              <w:t>3,615</w:t>
             </w:r>
           </w:p>
         </w:tc>
@@ -350,7 +350,7 @@
               <w:jc w:val="right"/>
             </w:pPr>
             <w:r>
-              <w:t>3,849</w:t>
+              <w:t>3,831</w:t>
             </w:r>
           </w:p>
         </w:tc>
@@ -373,7 +373,7 @@
               <w:jc w:val="right"/>
             </w:pPr>
             <w:r>
-              <w:t>3,620</w:t>
+              <w:t>3,595</w:t>
             </w:r>
           </w:p>
         </w:tc>
@@ -398,7 +398,7 @@
               <w:jc w:val="right"/>
             </w:pPr>
             <w:r>
-              <w:t>3,350</w:t>
+              <w:t>3,360</w:t>
             </w:r>
           </w:p>
         </w:tc>
@@ -421,7 +421,7 @@
               <w:jc w:val="right"/>
             </w:pPr>
             <w:r>
-              <w:t>3,668</w:t>
+              <w:t>3,607</w:t>
             </w:r>
           </w:p>
         </w:tc>
@@ -446,7 +446,7 @@
               <w:jc w:val="right"/>
             </w:pPr>
             <w:r>
-              <w:t>2,995</w:t>
+              <w:t>2,994</w:t>
             </w:r>
           </w:p>
         </w:tc>
@@ -469,7 +469,7 @@
               <w:jc w:val="right"/>
             </w:pPr>
             <w:r>
-              <w:t>3,577</w:t>
+              <w:t>3,479</w:t>
             </w:r>
           </w:p>
         </w:tc>
@@ -494,7 +494,7 @@
               <w:jc w:val="right"/>
             </w:pPr>
             <w:r>
-              <w:t>2,892</w:t>
+              <w:t>2,883</w:t>
             </w:r>
           </w:p>
         </w:tc>
@@ -517,7 +517,7 @@
               <w:jc w:val="right"/>
             </w:pPr>
             <w:r>
-              <w:t>4,250</w:t>
+              <w:t>4,258</w:t>
             </w:r>
           </w:p>
         </w:tc>
@@ -542,7 +542,7 @@
               <w:jc w:val="right"/>
             </w:pPr>
             <w:r>
-              <w:t>2,579</w:t>
+              <w:t>2,573</w:t>
             </w:r>
           </w:p>
         </w:tc>
@@ -565,7 +565,7 @@
               <w:jc w:val="right"/>
             </w:pPr>
             <w:r>
-              <w:t>4,311</w:t>
+              <w:t>4,333</w:t>
             </w:r>
           </w:p>
         </w:tc>
@@ -590,7 +590,7 @@
               <w:jc w:val="right"/>
             </w:pPr>
             <w:r>
-              <w:t>2,847</w:t>
+              <w:t>2,893</w:t>
             </w:r>
           </w:p>
         </w:tc>
@@ -613,7 +613,7 @@
               <w:jc w:val="right"/>
             </w:pPr>
             <w:r>
-              <w:t>4,614</w:t>
+              <w:t>4,601</w:t>
             </w:r>
           </w:p>
         </w:tc>
@@ -638,7 +638,7 @@
               <w:jc w:val="right"/>
             </w:pPr>
             <w:r>
-              <w:t>2,521</w:t>
+              <w:t>2,536</w:t>
             </w:r>
           </w:p>
         </w:tc>
@@ -661,7 +661,7 @@
               <w:jc w:val="right"/>
             </w:pPr>
             <w:r>
-              <w:t>4,094</w:t>
+              <w:t>4,122</w:t>
             </w:r>
           </w:p>
         </w:tc>
@@ -686,7 +686,7 @@
               <w:jc w:val="right"/>
             </w:pPr>
             <w:r>
-              <w:t>3,700</w:t>
+              <w:t>3,703</w:t>
             </w:r>
           </w:p>
         </w:tc>
@@ -709,7 +709,7 @@
               <w:jc w:val="right"/>
             </w:pPr>
             <w:r>
-              <w:t>3,850</w:t>
+              <w:t>3,869</w:t>
             </w:r>
           </w:p>
         </w:tc>
@@ -734,7 +734,7 @@
               <w:jc w:val="right"/>
             </w:pPr>
             <w:r>
-              <w:t>3,655</w:t>
+              <w:t>3,680</w:t>
             </w:r>
           </w:p>
         </w:tc>
@@ -757,7 +757,7 @@
               <w:jc w:val="right"/>
             </w:pPr>
             <w:r>
-              <w:t>3,889</w:t>
+              <w:t>3,933</w:t>
             </w:r>
           </w:p>
         </w:tc>
@@ -782,7 +782,7 @@
               <w:jc w:val="right"/>
             </w:pPr>
             <w:r>
-              <w:t>3,612</w:t>
+              <w:t>3,610</w:t>
             </w:r>
           </w:p>
         </w:tc>
@@ -805,7 +805,7 @@
               <w:jc w:val="right"/>
             </w:pPr>
             <w:r>
-              <w:t>3,192</w:t>
+              <w:t>3,190</w:t>
             </w:r>
           </w:p>
         </w:tc>
@@ -821,7 +821,7 @@
         <w:rPr>
           <w:b/>
         </w:rPr>
-        <w:t>Итого за сутки: 87,151 МВт·ч.</w:t>
+        <w:t>Итого за сутки: 87,080 МВт·ч.</w:t>
       </w:r>
     </w:p>
     <w:p>
@@ -834,7 +834,7 @@
     </w:p>
     <w:p>
       <w:r>
-        <w:t>Прогноз 6dc372faa9f7, сформирован 15.02.2026 05:00 (Астана); модель windcast-0.1.0-cascade+direct; погода: Open-Meteo Previous Runs: ECMWF IFS, ECMWF AIFS, ICON, GFS, UKMO, GEM, CMA, выпуск 2026-02-14 18:00:00 UTC.</w:t>
+        <w:t>Прогноз 38580cee0d73, сформирован 15.02.2026 05:00 (Астана); модель windcast-0.1.0-cascade+direct; погода: Open-Meteo Previous Runs: ECMWF IFS, ECMWF AIFS, ICON, GFS, UKMO, GEM, CMA, выпуск 2026-02-14 18:00:00 UTC.</w:t>
       </w:r>
     </w:p>
     <w:tbl>
@@ -940,7 +940,7 @@
           </w:tcPr>
           <w:p>
             <w:r>
-              <w:t>2,272</w:t>
+              <w:t>2,293</w:t>
             </w:r>
           </w:p>
         </w:tc>
@@ -950,7 +950,7 @@
           </w:tcPr>
           <w:p>
             <w:r>
-              <w:t>4,148</w:t>
+              <w:t>4,152</w:t>
             </w:r>
           </w:p>
         </w:tc>
@@ -960,7 +960,7 @@
           </w:tcPr>
           <w:p>
             <w:r>
-              <w:t>4,910</w:t>
+              <w:t>4,906</w:t>
             </w:r>
           </w:p>
         </w:tc>
@@ -1002,7 +1002,7 @@
           </w:tcPr>
           <w:p>
             <w:r>
-              <w:t>1,892</w:t>
+              <w:t>1,955</w:t>
             </w:r>
           </w:p>
         </w:tc>
@@ -1012,7 +1012,7 @@
           </w:tcPr>
           <w:p>
             <w:r>
-              <w:t>3,978</w:t>
+              <w:t>3,942</w:t>
             </w:r>
           </w:p>
         </w:tc>
@@ -1022,7 +1022,7 @@
           </w:tcPr>
           <w:p>
             <w:r>
-              <w:t>4,917</w:t>
+              <w:t>4,918</w:t>
             </w:r>
           </w:p>
         </w:tc>
@@ -1032,7 +1032,7 @@
           </w:tcPr>
           <w:p>
             <w:r>
-              <w:t>9.9</w:t>
+              <w:t>9.8</w:t>
             </w:r>
           </w:p>
         </w:tc>
@@ -1064,7 +1064,7 @@
           </w:tcPr>
           <w:p>
             <w:r>
-              <w:t>1,805</w:t>
+              <w:t>1,807</w:t>
             </w:r>
           </w:p>
         </w:tc>
@@ -1074,7 +1074,7 @@
           </w:tcPr>
           <w:p>
             <w:r>
-              <w:t>3,849</w:t>
+              <w:t>3,831</w:t>
             </w:r>
           </w:p>
         </w:tc>
@@ -1084,7 +1084,7 @@
           </w:tcPr>
           <w:p>
             <w:r>
-              <w:t>4,938</w:t>
+              <w:t>4,940</w:t>
             </w:r>
           </w:p>
         </w:tc>
@@ -1126,7 +1126,7 @@
           </w:tcPr>
           <w:p>
             <w:r>
-              <w:t>1,578</w:t>
+              <w:t>1,587</w:t>
             </w:r>
           </w:p>
         </w:tc>
@@ -1136,7 +1136,7 @@
           </w:tcPr>
           <w:p>
             <w:r>
-              <w:t>3,350</w:t>
+              <w:t>3,360</w:t>
             </w:r>
           </w:p>
         </w:tc>
@@ -1146,7 +1146,7 @@
           </w:tcPr>
           <w:p>
             <w:r>
-              <w:t>4,932</w:t>
+              <w:t>4,937</w:t>
             </w:r>
           </w:p>
         </w:tc>
@@ -1188,7 +1188,7 @@
           </w:tcPr>
           <w:p>
             <w:r>
-              <w:t>0,954</w:t>
+              <w:t>0,964</w:t>
             </w:r>
           </w:p>
         </w:tc>
@@ -1198,7 +1198,7 @@
           </w:tcPr>
           <w:p>
             <w:r>
-              <w:t>2,995</w:t>
+              <w:t>2,994</w:t>
             </w:r>
           </w:p>
         </w:tc>
@@ -1208,7 +1208,7 @@
           </w:tcPr>
           <w:p>
             <w:r>
-              <w:t>4,799</w:t>
+              <w:t>4,787</w:t>
             </w:r>
           </w:p>
         </w:tc>
@@ -1250,7 +1250,7 @@
           </w:tcPr>
           <w:p>
             <w:r>
-              <w:t>1,167</w:t>
+              <w:t>1,180</w:t>
             </w:r>
           </w:p>
         </w:tc>
@@ -1260,7 +1260,7 @@
           </w:tcPr>
           <w:p>
             <w:r>
-              <w:t>2,892</w:t>
+              <w:t>2,883</w:t>
             </w:r>
           </w:p>
         </w:tc>
@@ -1270,7 +1270,7 @@
           </w:tcPr>
           <w:p>
             <w:r>
-              <w:t>4,873</w:t>
+              <w:t>4,875</w:t>
             </w:r>
           </w:p>
         </w:tc>
@@ -1312,7 +1312,7 @@
           </w:tcPr>
           <w:p>
             <w:r>
-              <w:t>0,848</w:t>
+              <w:t>0,858</w:t>
             </w:r>
           </w:p>
         </w:tc>
@@ -1322,7 +1322,7 @@
           </w:tcPr>
           <w:p>
             <w:r>
-              <w:t>2,579</w:t>
+              <w:t>2,573</w:t>
             </w:r>
           </w:p>
         </w:tc>
@@ -1332,7 +1332,7 @@
           </w:tcPr>
           <w:p>
             <w:r>
-              <w:t>4,813</w:t>
+              <w:t>4,814</w:t>
             </w:r>
           </w:p>
         </w:tc>
@@ -1374,7 +1374,7 @@
           </w:tcPr>
           <w:p>
             <w:r>
-              <w:t>0,768</w:t>
+              <w:t>0,744</w:t>
             </w:r>
           </w:p>
         </w:tc>
@@ -1384,7 +1384,7 @@
           </w:tcPr>
           <w:p>
             <w:r>
-              <w:t>2,847</w:t>
+              <w:t>2,893</w:t>
             </w:r>
           </w:p>
         </w:tc>
@@ -1394,7 +1394,7 @@
           </w:tcPr>
           <w:p>
             <w:r>
-              <w:t>4,829</w:t>
+              <w:t>4,815</w:t>
             </w:r>
           </w:p>
         </w:tc>
@@ -1436,7 +1436,7 @@
           </w:tcPr>
           <w:p>
             <w:r>
-              <w:t>0,570</w:t>
+              <w:t>0,581</w:t>
             </w:r>
           </w:p>
         </w:tc>
@@ -1446,7 +1446,7 @@
           </w:tcPr>
           <w:p>
             <w:r>
-              <w:t>2,521</w:t>
+              <w:t>2,536</w:t>
             </w:r>
           </w:p>
         </w:tc>
@@ -1456,7 +1456,7 @@
           </w:tcPr>
           <w:p>
             <w:r>
-              <w:t>4,829</w:t>
+              <w:t>4,846</w:t>
             </w:r>
           </w:p>
         </w:tc>
@@ -1466,7 +1466,7 @@
           </w:tcPr>
           <w:p>
             <w:r>
-              <w:t>8.0</w:t>
+              <w:t>8.1</w:t>
             </w:r>
           </w:p>
         </w:tc>
@@ -1498,7 +1498,7 @@
           </w:tcPr>
           <w:p>
             <w:r>
-              <w:t>1,608</w:t>
+              <w:t>1,616</w:t>
             </w:r>
           </w:p>
         </w:tc>
@@ -1508,7 +1508,7 @@
           </w:tcPr>
           <w:p>
             <w:r>
-              <w:t>3,700</w:t>
+              <w:t>3,703</w:t>
             </w:r>
           </w:p>
         </w:tc>
@@ -1518,7 +1518,7 @@
           </w:tcPr>
           <w:p>
             <w:r>
-              <w:t>4,881</w:t>
+              <w:t>4,891</w:t>
             </w:r>
           </w:p>
         </w:tc>
@@ -1560,7 +1560,7 @@
           </w:tcPr>
           <w:p>
             <w:r>
-              <w:t>1,415</w:t>
+              <w:t>1,394</w:t>
             </w:r>
           </w:p>
         </w:tc>
@@ -1570,7 +1570,7 @@
           </w:tcPr>
           <w:p>
             <w:r>
-              <w:t>3,655</w:t>
+              <w:t>3,680</w:t>
             </w:r>
           </w:p>
         </w:tc>
@@ -1580,7 +1580,7 @@
           </w:tcPr>
           <w:p>
             <w:r>
-              <w:t>4,880</w:t>
+              <w:t>4,881</w:t>
             </w:r>
           </w:p>
         </w:tc>
@@ -1622,7 +1622,7 @@
           </w:tcPr>
           <w:p>
             <w:r>
-              <w:t>1,489</w:t>
+              <w:t>1,509</w:t>
             </w:r>
           </w:p>
         </w:tc>
@@ -1632,7 +1632,7 @@
           </w:tcPr>
           <w:p>
             <w:r>
-              <w:t>3,612</w:t>
+              <w:t>3,610</w:t>
             </w:r>
           </w:p>
         </w:tc>
@@ -1642,7 +1642,7 @@
           </w:tcPr>
           <w:p>
             <w:r>
-              <w:t>4,839</w:t>
+              <w:t>4,812</w:t>
             </w:r>
           </w:p>
         </w:tc>
@@ -1684,7 +1684,7 @@
           </w:tcPr>
           <w:p>
             <w:r>
-              <w:t>2,313</w:t>
+              <w:t>2,274</w:t>
             </w:r>
           </w:p>
         </w:tc>
@@ -1704,7 +1704,7 @@
           </w:tcPr>
           <w:p>
             <w:r>
-              <w:t>4,869</w:t>
+              <w:t>4,858</w:t>
             </w:r>
           </w:p>
         </w:tc>
@@ -1746,7 +1746,7 @@
           </w:tcPr>
           <w:p>
             <w:r>
-              <w:t>1,474</w:t>
+              <w:t>1,477</w:t>
             </w:r>
           </w:p>
         </w:tc>
@@ -1756,7 +1756,7 @@
           </w:tcPr>
           <w:p>
             <w:r>
-              <w:t>3,639</w:t>
+              <w:t>3,615</w:t>
             </w:r>
           </w:p>
         </w:tc>
@@ -1766,7 +1766,7 @@
           </w:tcPr>
           <w:p>
             <w:r>
-              <w:t>4,768</w:t>
+              <w:t>4,753</w:t>
             </w:r>
           </w:p>
         </w:tc>
@@ -1808,7 +1808,7 @@
           </w:tcPr>
           <w:p>
             <w:r>
-              <w:t>1,184</w:t>
+              <w:t>1,171</w:t>
             </w:r>
           </w:p>
         </w:tc>
@@ -1818,7 +1818,7 @@
           </w:tcPr>
           <w:p>
             <w:r>
-              <w:t>3,620</w:t>
+              <w:t>3,595</w:t>
             </w:r>
           </w:p>
         </w:tc>
@@ -1828,7 +1828,7 @@
           </w:tcPr>
           <w:p>
             <w:r>
-              <w:t>4,843</w:t>
+              <w:t>4,829</w:t>
             </w:r>
           </w:p>
         </w:tc>
@@ -1870,7 +1870,7 @@
           </w:tcPr>
           <w:p>
             <w:r>
-              <w:t>1,192</w:t>
+              <w:t>1,198</w:t>
             </w:r>
           </w:p>
         </w:tc>
@@ -1880,7 +1880,7 @@
           </w:tcPr>
           <w:p>
             <w:r>
-              <w:t>3,668</w:t>
+              <w:t>3,607</w:t>
             </w:r>
           </w:p>
         </w:tc>
@@ -1890,7 +1890,7 @@
           </w:tcPr>
           <w:p>
             <w:r>
-              <w:t>4,939</w:t>
+              <w:t>4,934</w:t>
             </w:r>
           </w:p>
         </w:tc>
@@ -1900,7 +1900,7 @@
           </w:tcPr>
           <w:p>
             <w:r>
-              <w:t>9.3</w:t>
+              <w:t>9.2</w:t>
             </w:r>
           </w:p>
         </w:tc>
@@ -1932,7 +1932,7 @@
           </w:tcPr>
           <w:p>
             <w:r>
-              <w:t>1,165</w:t>
+              <w:t>1,181</w:t>
             </w:r>
           </w:p>
         </w:tc>
@@ -1942,7 +1942,7 @@
           </w:tcPr>
           <w:p>
             <w:r>
-              <w:t>3,577</w:t>
+              <w:t>3,479</w:t>
             </w:r>
           </w:p>
         </w:tc>
@@ -1952,7 +1952,7 @@
           </w:tcPr>
           <w:p>
             <w:r>
-              <w:t>4,980</w:t>
+              <w:t>4,984</w:t>
             </w:r>
           </w:p>
         </w:tc>
@@ -1962,7 +1962,7 @@
           </w:tcPr>
           <w:p>
             <w:r>
-              <w:t>9.3</w:t>
+              <w:t>9.2</w:t>
             </w:r>
           </w:p>
         </w:tc>
@@ -1994,7 +1994,7 @@
           </w:tcPr>
           <w:p>
             <w:r>
-              <w:t>1,996</w:t>
+              <w:t>1,981</w:t>
             </w:r>
           </w:p>
         </w:tc>
@@ -2004,7 +2004,7 @@
           </w:tcPr>
           <w:p>
             <w:r>
-              <w:t>4,250</w:t>
+              <w:t>4,258</w:t>
             </w:r>
           </w:p>
         </w:tc>
@@ -2014,7 +2014,7 @@
           </w:tcPr>
           <w:p>
             <w:r>
-              <w:t>4,968</w:t>
+              <w:t>4,971</w:t>
             </w:r>
           </w:p>
         </w:tc>
@@ -2056,7 +2056,7 @@
           </w:tcPr>
           <w:p>
             <w:r>
-              <w:t>2,107</w:t>
+              <w:t>2,125</w:t>
             </w:r>
           </w:p>
         </w:tc>
@@ -2066,7 +2066,7 @@
           </w:tcPr>
           <w:p>
             <w:r>
-              <w:t>4,311</w:t>
+              <w:t>4,333</w:t>
             </w:r>
           </w:p>
         </w:tc>
@@ -2118,7 +2118,7 @@
           </w:tcPr>
           <w:p>
             <w:r>
-              <w:t>2,330</w:t>
+              <w:t>2,312</w:t>
             </w:r>
           </w:p>
         </w:tc>
@@ -2128,7 +2128,7 @@
           </w:tcPr>
           <w:p>
             <w:r>
-              <w:t>4,614</w:t>
+              <w:t>4,601</w:t>
             </w:r>
           </w:p>
         </w:tc>
@@ -2138,7 +2138,7 @@
           </w:tcPr>
           <w:p>
             <w:r>
-              <w:t>4,995</w:t>
+              <w:t>4,996</w:t>
             </w:r>
           </w:p>
         </w:tc>
@@ -2180,7 +2180,7 @@
           </w:tcPr>
           <w:p>
             <w:r>
-              <w:t>1,653</w:t>
+              <w:t>1,686</w:t>
             </w:r>
           </w:p>
         </w:tc>
@@ -2190,7 +2190,7 @@
           </w:tcPr>
           <w:p>
             <w:r>
-              <w:t>4,094</w:t>
+              <w:t>4,122</w:t>
             </w:r>
           </w:p>
         </w:tc>
@@ -2242,7 +2242,7 @@
           </w:tcPr>
           <w:p>
             <w:r>
-              <w:t>1,696</w:t>
+              <w:t>1,746</w:t>
             </w:r>
           </w:p>
         </w:tc>
@@ -2252,7 +2252,7 @@
           </w:tcPr>
           <w:p>
             <w:r>
-              <w:t>3,850</w:t>
+              <w:t>3,869</w:t>
             </w:r>
           </w:p>
         </w:tc>
@@ -2262,7 +2262,7 @@
           </w:tcPr>
           <w:p>
             <w:r>
-              <w:t>4,972</w:t>
+              <w:t>4,970</w:t>
             </w:r>
           </w:p>
         </w:tc>
@@ -2272,7 +2272,7 @@
           </w:tcPr>
           <w:p>
             <w:r>
-              <w:t>10.0</w:t>
+              <w:t>10.1</w:t>
             </w:r>
           </w:p>
         </w:tc>
@@ -2304,7 +2304,7 @@
           </w:tcPr>
           <w:p>
             <w:r>
-              <w:t>1,663</w:t>
+              <w:t>1,649</w:t>
             </w:r>
           </w:p>
         </w:tc>
@@ -2314,7 +2314,7 @@
           </w:tcPr>
           <w:p>
             <w:r>
-              <w:t>3,889</w:t>
+              <w:t>3,933</w:t>
             </w:r>
           </w:p>
         </w:tc>
@@ -2324,7 +2324,7 @@
           </w:tcPr>
           <w:p>
             <w:r>
-              <w:t>4,965</w:t>
+              <w:t>4,971</w:t>
             </w:r>
           </w:p>
         </w:tc>
@@ -2366,7 +2366,7 @@
           </w:tcPr>
           <w:p>
             <w:r>
-              <w:t>1,429</w:t>
+              <w:t>1,415</w:t>
             </w:r>
           </w:p>
         </w:tc>
@@ -2376,7 +2376,7 @@
           </w:tcPr>
           <w:p>
             <w:r>
-              <w:t>3,192</w:t>
+              <w:t>3,190</w:t>
             </w:r>
           </w:p>
         </w:tc>
@@ -2386,7 +2386,7 @@
           </w:tcPr>
           <w:p>
             <w:r>
-              <w:t>4,873</w:t>
+              <w:t>4,876</w:t>
             </w:r>
           </w:p>
         </w:tc>
@@ -2552,7 +2552,7 @@
           </w:tcPr>
           <w:p>
             <w:r>
-              <w:t>0,606</w:t>
+              <w:t>0,623</w:t>
             </w:r>
           </w:p>
         </w:tc>
@@ -2562,7 +2562,7 @@
           </w:tcPr>
           <w:p>
             <w:r>
-              <w:t>4,148 → 3,542</w:t>
+              <w:t>4,152 → 3,529</w:t>
             </w:r>
           </w:p>
         </w:tc>
@@ -2614,7 +2614,7 @@
           </w:tcPr>
           <w:p>
             <w:r>
-              <w:t>0,765</w:t>
+              <w:t>0,746</w:t>
             </w:r>
           </w:p>
         </w:tc>
@@ -2624,7 +2624,7 @@
           </w:tcPr>
           <w:p>
             <w:r>
-              <w:t>2,995 → 3,760</w:t>
+              <w:t>2,994 → 3,740</w:t>
             </w:r>
           </w:p>
         </w:tc>
@@ -2676,7 +2676,7 @@
           </w:tcPr>
           <w:p>
             <w:r>
-              <w:t>1,406</w:t>
+              <w:t>1,422</w:t>
             </w:r>
           </w:p>
         </w:tc>
@@ -2686,7 +2686,7 @@
           </w:tcPr>
           <w:p>
             <w:r>
-              <w:t>2,892 → 4,298</w:t>
+              <w:t>2,883 → 4,305</w:t>
             </w:r>
           </w:p>
         </w:tc>
@@ -2738,7 +2738,7 @@
           </w:tcPr>
           <w:p>
             <w:r>
-              <w:t>0,588</w:t>
+              <w:t>0,518</w:t>
             </w:r>
           </w:p>
         </w:tc>
@@ -2748,7 +2748,7 @@
           </w:tcPr>
           <w:p>
             <w:r>
-              <w:t>3,978 → 3,390</w:t>
+              <w:t>3,942 → 3,424</w:t>
             </w:r>
           </w:p>
         </w:tc>
@@ -2800,7 +2800,7 @@
           </w:tcPr>
           <w:p>
             <w:r>
-              <w:t>1,472</w:t>
+              <w:t>1,461</w:t>
             </w:r>
           </w:p>
         </w:tc>
@@ -2810,7 +2810,7 @@
           </w:tcPr>
           <w:p>
             <w:r>
-              <w:t>2,579 → 4,051</w:t>
+              <w:t>2,573 → 4,034</w:t>
             </w:r>
           </w:p>
         </w:tc>
@@ -2862,7 +2862,7 @@
           </w:tcPr>
           <w:p>
             <w:r>
-              <w:t>0,688</w:t>
+              <w:t>0,748</w:t>
             </w:r>
           </w:p>
         </w:tc>
@@ -2872,7 +2872,7 @@
           </w:tcPr>
           <w:p>
             <w:r>
-              <w:t>2,847 → 3,535</w:t>
+              <w:t>2,893 → 3,641</w:t>
             </w:r>
           </w:p>
         </w:tc>
@@ -2924,7 +2924,7 @@
           </w:tcPr>
           <w:p>
             <w:r>
-              <w:t>0,721</w:t>
+              <w:t>0,734</w:t>
             </w:r>
           </w:p>
         </w:tc>
@@ -2934,7 +2934,7 @@
           </w:tcPr>
           <w:p>
             <w:r>
-              <w:t>3,700 → 2,979</w:t>
+              <w:t>3,703 → 2,969</w:t>
             </w:r>
           </w:p>
         </w:tc>
@@ -2986,7 +2986,7 @@
           </w:tcPr>
           <w:p>
             <w:r>
-              <w:t>0,635</w:t>
+              <w:t>0,677</w:t>
             </w:r>
           </w:p>
         </w:tc>
@@ -2996,7 +2996,7 @@
           </w:tcPr>
           <w:p>
             <w:r>
-              <w:t>3,655 → 3,020</w:t>
+              <w:t>3,680 → 3,003</w:t>
             </w:r>
           </w:p>
         </w:tc>
@@ -3028,7 +3028,7 @@
           </w:tcPr>
           <w:p>
             <w:r>
-              <w:t>13:00</w:t>
+              <w:t>03:00</w:t>
             </w:r>
           </w:p>
         </w:tc>
@@ -3048,7 +3048,7 @@
           </w:tcPr>
           <w:p>
             <w:r>
-              <w:t>0,863</w:t>
+              <w:t>0,509</w:t>
             </w:r>
           </w:p>
         </w:tc>
@@ -3058,7 +3058,7 @@
           </w:tcPr>
           <w:p>
             <w:r>
-              <w:t>4,321 → 3,458</w:t>
+              <w:t>3,831 → 3,322</w:t>
             </w:r>
           </w:p>
         </w:tc>
@@ -3068,7 +3068,7 @@
           </w:tcPr>
           <w:p>
             <w:r>
-              <w:t>16.02 10:00</w:t>
+              <w:t>16.02 00:00</w:t>
             </w:r>
           </w:p>
         </w:tc>
@@ -3090,7 +3090,7 @@
           </w:tcPr>
           <w:p>
             <w:r>
-              <w:t>16:00</w:t>
+              <w:t>13:00</w:t>
             </w:r>
           </w:p>
         </w:tc>
@@ -3100,7 +3100,7 @@
           </w:tcPr>
           <w:p>
             <w:r>
-              <w:t>вверх</w:t>
+              <w:t>вниз</w:t>
             </w:r>
           </w:p>
         </w:tc>
@@ -3110,7 +3110,7 @@
           </w:tcPr>
           <w:p>
             <w:r>
-              <w:t>0,749</w:t>
+              <w:t>0,912</w:t>
             </w:r>
           </w:p>
         </w:tc>
@@ -3120,7 +3120,7 @@
           </w:tcPr>
           <w:p>
             <w:r>
-              <w:t>3,668 → 4,417</w:t>
+              <w:t>4,321 → 3,409</w:t>
             </w:r>
           </w:p>
         </w:tc>
@@ -3130,7 +3130,7 @@
           </w:tcPr>
           <w:p>
             <w:r>
-              <w:t>16.02 13:00</w:t>
+              <w:t>16.02 10:00</w:t>
             </w:r>
           </w:p>
         </w:tc>
@@ -3152,7 +3152,7 @@
           </w:tcPr>
           <w:p>
             <w:r>
-              <w:t>17:00</w:t>
+              <w:t>16:00</w:t>
             </w:r>
           </w:p>
         </w:tc>
@@ -3172,7 +3172,7 @@
           </w:tcPr>
           <w:p>
             <w:r>
-              <w:t>1,056</w:t>
+              <w:t>0,798</w:t>
             </w:r>
           </w:p>
         </w:tc>
@@ -3182,7 +3182,7 @@
           </w:tcPr>
           <w:p>
             <w:r>
-              <w:t>3,577 → 4,633</w:t>
+              <w:t>3,607 → 4,405</w:t>
             </w:r>
           </w:p>
         </w:tc>
@@ -3192,7 +3192,7 @@
           </w:tcPr>
           <w:p>
             <w:r>
-              <w:t>16.02 14:00</w:t>
+              <w:t>16.02 13:00</w:t>
             </w:r>
           </w:p>
         </w:tc>
@@ -3214,7 +3214,7 @@
           </w:tcPr>
           <w:p>
             <w:r>
-              <w:t>18:00</w:t>
+              <w:t>17:00</w:t>
             </w:r>
           </w:p>
         </w:tc>
@@ -3224,7 +3224,7 @@
           </w:tcPr>
           <w:p>
             <w:r>
-              <w:t>вниз</w:t>
+              <w:t>вверх</w:t>
             </w:r>
           </w:p>
         </w:tc>
@@ -3234,7 +3234,7 @@
           </w:tcPr>
           <w:p>
             <w:r>
-              <w:t>0,540</w:t>
+              <w:t>1,145</w:t>
             </w:r>
           </w:p>
         </w:tc>
@@ -3244,7 +3244,7 @@
           </w:tcPr>
           <w:p>
             <w:r>
-              <w:t>4,250 → 3,710</w:t>
+              <w:t>3,479 → 4,624</w:t>
             </w:r>
           </w:p>
         </w:tc>
@@ -3254,7 +3254,7 @@
           </w:tcPr>
           <w:p>
             <w:r>
-              <w:t>16.02 15:00</w:t>
+              <w:t>16.02 14:00</w:t>
             </w:r>
           </w:p>
         </w:tc>
@@ -3266,7 +3266,7 @@
           </w:tcPr>
           <w:p>
             <w:r>
-              <w:t>16.02 05:00</w:t>
+              <w:t>15.02 23:00</w:t>
             </w:r>
           </w:p>
         </w:tc>
@@ -3276,7 +3276,7 @@
           </w:tcPr>
           <w:p>
             <w:r>
-              <w:t>19:00</w:t>
+              <w:t>18:00</w:t>
             </w:r>
           </w:p>
         </w:tc>
@@ -3296,7 +3296,7 @@
           </w:tcPr>
           <w:p>
             <w:r>
-              <w:t>0,912</w:t>
+              <w:t>0,586</w:t>
             </w:r>
           </w:p>
         </w:tc>
@@ -3306,7 +3306,7 @@
           </w:tcPr>
           <w:p>
             <w:r>
-              <w:t>4,311 → 3,399</w:t>
+              <w:t>4,258 → 3,672</w:t>
             </w:r>
           </w:p>
         </w:tc>
@@ -3316,7 +3316,7 @@
           </w:tcPr>
           <w:p>
             <w:r>
-              <w:t>16.02 16:00</w:t>
+              <w:t>16.02 15:00</w:t>
             </w:r>
           </w:p>
         </w:tc>
@@ -3338,7 +3338,7 @@
           </w:tcPr>
           <w:p>
             <w:r>
-              <w:t>20:00</w:t>
+              <w:t>19:00</w:t>
             </w:r>
           </w:p>
         </w:tc>
@@ -3358,7 +3358,7 @@
           </w:tcPr>
           <w:p>
             <w:r>
-              <w:t>1,200</w:t>
+              <w:t>0,907</w:t>
             </w:r>
           </w:p>
         </w:tc>
@@ -3368,7 +3368,7 @@
           </w:tcPr>
           <w:p>
             <w:r>
-              <w:t>4,614 → 3,414</w:t>
+              <w:t>4,333 → 3,426</w:t>
             </w:r>
           </w:p>
         </w:tc>
@@ -3378,7 +3378,7 @@
           </w:tcPr>
           <w:p>
             <w:r>
-              <w:t>16.02 17:00</w:t>
+              <w:t>16.02 16:00</w:t>
             </w:r>
           </w:p>
         </w:tc>
@@ -3400,7 +3400,7 @@
           </w:tcPr>
           <w:p>
             <w:r>
-              <w:t>21:00</w:t>
+              <w:t>20:00</w:t>
             </w:r>
           </w:p>
         </w:tc>
@@ -3420,7 +3420,7 @@
           </w:tcPr>
           <w:p>
             <w:r>
-              <w:t>0,567</w:t>
+              <w:t>1,147</w:t>
             </w:r>
           </w:p>
         </w:tc>
@@ -3430,7 +3430,7 @@
           </w:tcPr>
           <w:p>
             <w:r>
-              <w:t>4,094 → 3,527</w:t>
+              <w:t>4,601 → 3,454</w:t>
             </w:r>
           </w:p>
         </w:tc>
@@ -3440,7 +3440,7 @@
           </w:tcPr>
           <w:p>
             <w:r>
-              <w:t>16.02 18:00</w:t>
+              <w:t>16.02 17:00</w:t>
             </w:r>
           </w:p>
         </w:tc>
@@ -3462,7 +3462,7 @@
           </w:tcPr>
           <w:p>
             <w:r>
-              <w:t>23:00</w:t>
+              <w:t>21:00</w:t>
             </w:r>
           </w:p>
         </w:tc>
@@ -3482,7 +3482,7 @@
           </w:tcPr>
           <w:p>
             <w:r>
-              <w:t>0,614</w:t>
+              <w:t>0,537</w:t>
             </w:r>
           </w:p>
         </w:tc>
@@ -3492,7 +3492,7 @@
           </w:tcPr>
           <w:p>
             <w:r>
-              <w:t>3,889 → 3,275</w:t>
+              <w:t>4,122 → 3,585</w:t>
             </w:r>
           </w:p>
         </w:tc>
@@ -3502,7 +3502,7 @@
           </w:tcPr>
           <w:p>
             <w:r>
-              <w:t>16.02 20:00</w:t>
+              <w:t>16.02 18:00</w:t>
             </w:r>
           </w:p>
         </w:tc>
@@ -3524,7 +3524,7 @@
           </w:tcPr>
           <w:p>
             <w:r>
-              <w:t>24:00</w:t>
+              <w:t>23:00</w:t>
             </w:r>
           </w:p>
         </w:tc>
@@ -3544,7 +3544,7 @@
           </w:tcPr>
           <w:p>
             <w:r>
-              <w:t>0,641</w:t>
+              <w:t>0,576</w:t>
             </w:r>
           </w:p>
         </w:tc>
@@ -3554,7 +3554,7 @@
           </w:tcPr>
           <w:p>
             <w:r>
-              <w:t>3,192 → 2,551</w:t>
+              <w:t>3,933 → 3,357</w:t>
             </w:r>
           </w:p>
         </w:tc>
@@ -3564,7 +3564,7 @@
           </w:tcPr>
           <w:p>
             <w:r>
-              <w:t>16.02 21:00</w:t>
+              <w:t>16.02 20:00</w:t>
             </w:r>
           </w:p>
         </w:tc>
@@ -3576,6 +3576,68 @@
           </w:tcPr>
           <w:p>
             <w:r>
+              <w:t>16.02 05:00</w:t>
+            </w:r>
+          </w:p>
+        </w:tc>
+        <w:tc>
+          <w:tcPr>
+            <w:tcW w:type="dxa" w:w="1440"/>
+          </w:tcPr>
+          <w:p>
+            <w:r>
+              <w:t>24:00</w:t>
+            </w:r>
+          </w:p>
+        </w:tc>
+        <w:tc>
+          <w:tcPr>
+            <w:tcW w:type="dxa" w:w="1440"/>
+          </w:tcPr>
+          <w:p>
+            <w:r>
+              <w:t>вниз</w:t>
+            </w:r>
+          </w:p>
+        </w:tc>
+        <w:tc>
+          <w:tcPr>
+            <w:tcW w:type="dxa" w:w="1440"/>
+          </w:tcPr>
+          <w:p>
+            <w:r>
+              <w:t>0,581</w:t>
+            </w:r>
+          </w:p>
+        </w:tc>
+        <w:tc>
+          <w:tcPr>
+            <w:tcW w:type="dxa" w:w="1440"/>
+          </w:tcPr>
+          <w:p>
+            <w:r>
+              <w:t>3,190 → 2,609</w:t>
+            </w:r>
+          </w:p>
+        </w:tc>
+        <w:tc>
+          <w:tcPr>
+            <w:tcW w:type="dxa" w:w="1440"/>
+          </w:tcPr>
+          <w:p>
+            <w:r>
+              <w:t>16.02 21:00</w:t>
+            </w:r>
+          </w:p>
+        </w:tc>
+      </w:tr>
+      <w:tr>
+        <w:tc>
+          <w:tcPr>
+            <w:tcW w:type="dxa" w:w="1440"/>
+          </w:tcPr>
+          <w:p>
+            <w:r>
               <w:t>16.02 11:00</w:t>
             </w:r>
           </w:p>
@@ -3606,7 +3668,7 @@
           </w:tcPr>
           <w:p>
             <w:r>
-              <w:t>0,622</w:t>
+              <w:t>0,540</w:t>
             </w:r>
           </w:p>
         </w:tc>
@@ -3616,7 +3678,7 @@
           </w:tcPr>
           <w:p>
             <w:r>
-              <w:t>3,850 → 3,228</w:t>
+              <w:t>3,869 → 3,329</w:t>
             </w:r>
           </w:p>
         </w:tc>

--- a/artifacts/bids/2026-02-16/zayavka_2026-02-16.docx
+++ b/artifacts/bids/2026-02-16/zayavka_2026-02-16.docx
@@ -254,7 +254,7 @@
               <w:jc w:val="right"/>
             </w:pPr>
             <w:r>
-              <w:t>4,152</w:t>
+              <w:t>4,181</w:t>
             </w:r>
           </w:p>
         </w:tc>
@@ -277,7 +277,7 @@
               <w:jc w:val="right"/>
             </w:pPr>
             <w:r>
-              <w:t>4,321</w:t>
+              <w:t>4,411</w:t>
             </w:r>
           </w:p>
         </w:tc>
@@ -302,7 +302,7 @@
               <w:jc w:val="right"/>
             </w:pPr>
             <w:r>
-              <w:t>3,942</w:t>
+              <w:t>4,027</w:t>
             </w:r>
           </w:p>
         </w:tc>
@@ -325,7 +325,7 @@
               <w:jc w:val="right"/>
             </w:pPr>
             <w:r>
-              <w:t>3,615</w:t>
+              <w:t>3,643</w:t>
             </w:r>
           </w:p>
         </w:tc>
@@ -350,7 +350,7 @@
               <w:jc w:val="right"/>
             </w:pPr>
             <w:r>
-              <w:t>3,831</w:t>
+              <w:t>3,910</w:t>
             </w:r>
           </w:p>
         </w:tc>
@@ -373,7 +373,7 @@
               <w:jc w:val="right"/>
             </w:pPr>
             <w:r>
-              <w:t>3,595</w:t>
+              <w:t>3,600</w:t>
             </w:r>
           </w:p>
         </w:tc>
@@ -398,7 +398,7 @@
               <w:jc w:val="right"/>
             </w:pPr>
             <w:r>
-              <w:t>3,360</w:t>
+              <w:t>3,421</w:t>
             </w:r>
           </w:p>
         </w:tc>
@@ -421,7 +421,7 @@
               <w:jc w:val="right"/>
             </w:pPr>
             <w:r>
-              <w:t>3,607</w:t>
+              <w:t>3,597</w:t>
             </w:r>
           </w:p>
         </w:tc>
@@ -446,7 +446,7 @@
               <w:jc w:val="right"/>
             </w:pPr>
             <w:r>
-              <w:t>2,994</w:t>
+              <w:t>3,108</w:t>
             </w:r>
           </w:p>
         </w:tc>
@@ -469,7 +469,7 @@
               <w:jc w:val="right"/>
             </w:pPr>
             <w:r>
-              <w:t>3,479</w:t>
+              <w:t>3,536</w:t>
             </w:r>
           </w:p>
         </w:tc>
@@ -494,7 +494,7 @@
               <w:jc w:val="right"/>
             </w:pPr>
             <w:r>
-              <w:t>2,883</w:t>
+              <w:t>2,866</w:t>
             </w:r>
           </w:p>
         </w:tc>
@@ -517,7 +517,7 @@
               <w:jc w:val="right"/>
             </w:pPr>
             <w:r>
-              <w:t>4,258</w:t>
+              <w:t>4,333</w:t>
             </w:r>
           </w:p>
         </w:tc>
@@ -542,7 +542,7 @@
               <w:jc w:val="right"/>
             </w:pPr>
             <w:r>
-              <w:t>2,573</w:t>
+              <w:t>2,542</w:t>
             </w:r>
           </w:p>
         </w:tc>
@@ -565,7 +565,7 @@
               <w:jc w:val="right"/>
             </w:pPr>
             <w:r>
-              <w:t>4,333</w:t>
+              <w:t>4,425</w:t>
             </w:r>
           </w:p>
         </w:tc>
@@ -590,7 +590,7 @@
               <w:jc w:val="right"/>
             </w:pPr>
             <w:r>
-              <w:t>2,893</w:t>
+              <w:t>2,995</w:t>
             </w:r>
           </w:p>
         </w:tc>
@@ -613,7 +613,7 @@
               <w:jc w:val="right"/>
             </w:pPr>
             <w:r>
-              <w:t>4,601</w:t>
+              <w:t>4,627</w:t>
             </w:r>
           </w:p>
         </w:tc>
@@ -638,7 +638,7 @@
               <w:jc w:val="right"/>
             </w:pPr>
             <w:r>
-              <w:t>2,536</w:t>
+              <w:t>2,535</w:t>
             </w:r>
           </w:p>
         </w:tc>
@@ -661,7 +661,7 @@
               <w:jc w:val="right"/>
             </w:pPr>
             <w:r>
-              <w:t>4,122</w:t>
+              <w:t>4,212</w:t>
             </w:r>
           </w:p>
         </w:tc>
@@ -686,7 +686,7 @@
               <w:jc w:val="right"/>
             </w:pPr>
             <w:r>
-              <w:t>3,703</w:t>
+              <w:t>3,687</w:t>
             </w:r>
           </w:p>
         </w:tc>
@@ -709,7 +709,7 @@
               <w:jc w:val="right"/>
             </w:pPr>
             <w:r>
-              <w:t>3,869</w:t>
+              <w:t>3,870</w:t>
             </w:r>
           </w:p>
         </w:tc>
@@ -734,7 +734,7 @@
               <w:jc w:val="right"/>
             </w:pPr>
             <w:r>
-              <w:t>3,680</w:t>
+              <w:t>3,679</w:t>
             </w:r>
           </w:p>
         </w:tc>
@@ -757,7 +757,7 @@
               <w:jc w:val="right"/>
             </w:pPr>
             <w:r>
-              <w:t>3,933</w:t>
+              <w:t>3,937</w:t>
             </w:r>
           </w:p>
         </w:tc>
@@ -782,7 +782,7 @@
               <w:jc w:val="right"/>
             </w:pPr>
             <w:r>
-              <w:t>3,610</w:t>
+              <w:t>3,575</w:t>
             </w:r>
           </w:p>
         </w:tc>
@@ -805,7 +805,7 @@
               <w:jc w:val="right"/>
             </w:pPr>
             <w:r>
-              <w:t>3,190</w:t>
+              <w:t>3,235</w:t>
             </w:r>
           </w:p>
         </w:tc>
@@ -821,7 +821,7 @@
         <w:rPr>
           <w:b/>
         </w:rPr>
-        <w:t>Итого за сутки: 87,080 МВт·ч.</w:t>
+        <w:t>Итого за сутки: 87,952 МВт·ч.</w:t>
       </w:r>
     </w:p>
     <w:p>
@@ -834,7 +834,7 @@
     </w:p>
     <w:p>
       <w:r>
-        <w:t>Прогноз 38580cee0d73, сформирован 15.02.2026 05:00 (Астана); модель windcast-0.1.0-cascade+direct; погода: Open-Meteo Previous Runs: ECMWF IFS, ECMWF AIFS, ICON, GFS, UKMO, GEM, CMA, выпуск 2026-02-14 18:00:00 UTC.</w:t>
+        <w:t>Прогноз 6e109912f351, сформирован 15.02.2026 05:00 (Астана); модель windcast-0.1.0-cascade+cqr; погода: Open-Meteo Previous Runs: ECMWF IFS, ECMWF AIFS, ICON, GFS, UKMO, GEM, CMA, выпуск 2026-02-14 18:00:00 UTC.</w:t>
       </w:r>
     </w:p>
     <w:tbl>
@@ -940,7 +940,7 @@
           </w:tcPr>
           <w:p>
             <w:r>
-              <w:t>2,293</w:t>
+              <w:t>2,306</w:t>
             </w:r>
           </w:p>
         </w:tc>
@@ -950,7 +950,7 @@
           </w:tcPr>
           <w:p>
             <w:r>
-              <w:t>4,152</w:t>
+              <w:t>4,181</w:t>
             </w:r>
           </w:p>
         </w:tc>
@@ -960,7 +960,7 @@
           </w:tcPr>
           <w:p>
             <w:r>
-              <w:t>4,906</w:t>
+              <w:t>4,957</w:t>
             </w:r>
           </w:p>
         </w:tc>
@@ -1002,7 +1002,7 @@
           </w:tcPr>
           <w:p>
             <w:r>
-              <w:t>1,955</w:t>
+              <w:t>1,945</w:t>
             </w:r>
           </w:p>
         </w:tc>
@@ -1012,7 +1012,7 @@
           </w:tcPr>
           <w:p>
             <w:r>
-              <w:t>3,942</w:t>
+              <w:t>4,027</w:t>
             </w:r>
           </w:p>
         </w:tc>
@@ -1022,7 +1022,7 @@
           </w:tcPr>
           <w:p>
             <w:r>
-              <w:t>4,918</w:t>
+              <w:t>4,959</w:t>
             </w:r>
           </w:p>
         </w:tc>
@@ -1064,7 +1064,7 @@
           </w:tcPr>
           <w:p>
             <w:r>
-              <w:t>1,807</w:t>
+              <w:t>1,855</w:t>
             </w:r>
           </w:p>
         </w:tc>
@@ -1074,7 +1074,7 @@
           </w:tcPr>
           <w:p>
             <w:r>
-              <w:t>3,831</w:t>
+              <w:t>3,910</w:t>
             </w:r>
           </w:p>
         </w:tc>
@@ -1084,7 +1084,7 @@
           </w:tcPr>
           <w:p>
             <w:r>
-              <w:t>4,940</w:t>
+              <w:t>4,957</w:t>
             </w:r>
           </w:p>
         </w:tc>
@@ -1126,7 +1126,7 @@
           </w:tcPr>
           <w:p>
             <w:r>
-              <w:t>1,587</w:t>
+              <w:t>1,592</w:t>
             </w:r>
           </w:p>
         </w:tc>
@@ -1136,7 +1136,7 @@
           </w:tcPr>
           <w:p>
             <w:r>
-              <w:t>3,360</w:t>
+              <w:t>3,421</w:t>
             </w:r>
           </w:p>
         </w:tc>
@@ -1146,7 +1146,7 @@
           </w:tcPr>
           <w:p>
             <w:r>
-              <w:t>4,937</w:t>
+              <w:t>4,955</w:t>
             </w:r>
           </w:p>
         </w:tc>
@@ -1188,7 +1188,7 @@
           </w:tcPr>
           <w:p>
             <w:r>
-              <w:t>0,964</w:t>
+              <w:t>0,914</w:t>
             </w:r>
           </w:p>
         </w:tc>
@@ -1198,7 +1198,7 @@
           </w:tcPr>
           <w:p>
             <w:r>
-              <w:t>2,994</w:t>
+              <w:t>3,108</w:t>
             </w:r>
           </w:p>
         </w:tc>
@@ -1208,7 +1208,7 @@
           </w:tcPr>
           <w:p>
             <w:r>
-              <w:t>4,787</w:t>
+              <w:t>4,886</w:t>
             </w:r>
           </w:p>
         </w:tc>
@@ -1250,7 +1250,7 @@
           </w:tcPr>
           <w:p>
             <w:r>
-              <w:t>1,180</w:t>
+              <w:t>1,105</w:t>
             </w:r>
           </w:p>
         </w:tc>
@@ -1260,7 +1260,7 @@
           </w:tcPr>
           <w:p>
             <w:r>
-              <w:t>2,883</w:t>
+              <w:t>2,866</w:t>
             </w:r>
           </w:p>
         </w:tc>
@@ -1270,7 +1270,7 @@
           </w:tcPr>
           <w:p>
             <w:r>
-              <w:t>4,875</w:t>
+              <w:t>4,920</w:t>
             </w:r>
           </w:p>
         </w:tc>
@@ -1312,7 +1312,7 @@
           </w:tcPr>
           <w:p>
             <w:r>
-              <w:t>0,858</w:t>
+              <w:t>0,829</w:t>
             </w:r>
           </w:p>
         </w:tc>
@@ -1322,7 +1322,7 @@
           </w:tcPr>
           <w:p>
             <w:r>
-              <w:t>2,573</w:t>
+              <w:t>2,542</w:t>
             </w:r>
           </w:p>
         </w:tc>
@@ -1332,7 +1332,7 @@
           </w:tcPr>
           <w:p>
             <w:r>
-              <w:t>4,814</w:t>
+              <w:t>4,893</w:t>
             </w:r>
           </w:p>
         </w:tc>
@@ -1374,7 +1374,7 @@
           </w:tcPr>
           <w:p>
             <w:r>
-              <w:t>0,744</w:t>
+              <w:t>0,707</w:t>
             </w:r>
           </w:p>
         </w:tc>
@@ -1384,7 +1384,7 @@
           </w:tcPr>
           <w:p>
             <w:r>
-              <w:t>2,893</w:t>
+              <w:t>2,995</w:t>
             </w:r>
           </w:p>
         </w:tc>
@@ -1394,7 +1394,7 @@
           </w:tcPr>
           <w:p>
             <w:r>
-              <w:t>4,815</w:t>
+              <w:t>4,869</w:t>
             </w:r>
           </w:p>
         </w:tc>
@@ -1436,7 +1436,7 @@
           </w:tcPr>
           <w:p>
             <w:r>
-              <w:t>0,581</w:t>
+              <w:t>0,493</w:t>
             </w:r>
           </w:p>
         </w:tc>
@@ -1446,7 +1446,7 @@
           </w:tcPr>
           <w:p>
             <w:r>
-              <w:t>2,536</w:t>
+              <w:t>2,535</w:t>
             </w:r>
           </w:p>
         </w:tc>
@@ -1456,7 +1456,7 @@
           </w:tcPr>
           <w:p>
             <w:r>
-              <w:t>4,846</w:t>
+              <w:t>4,913</w:t>
             </w:r>
           </w:p>
         </w:tc>
@@ -1498,7 +1498,7 @@
           </w:tcPr>
           <w:p>
             <w:r>
-              <w:t>1,616</w:t>
+              <w:t>1,679</w:t>
             </w:r>
           </w:p>
         </w:tc>
@@ -1508,7 +1508,7 @@
           </w:tcPr>
           <w:p>
             <w:r>
-              <w:t>3,703</w:t>
+              <w:t>3,687</w:t>
             </w:r>
           </w:p>
         </w:tc>
@@ -1518,7 +1518,7 @@
           </w:tcPr>
           <w:p>
             <w:r>
-              <w:t>4,891</w:t>
+              <w:t>4,906</w:t>
             </w:r>
           </w:p>
         </w:tc>
@@ -1560,7 +1560,7 @@
           </w:tcPr>
           <w:p>
             <w:r>
-              <w:t>1,394</w:t>
+              <w:t>1,447</w:t>
             </w:r>
           </w:p>
         </w:tc>
@@ -1570,7 +1570,7 @@
           </w:tcPr>
           <w:p>
             <w:r>
-              <w:t>3,680</w:t>
+              <w:t>3,679</w:t>
             </w:r>
           </w:p>
         </w:tc>
@@ -1580,7 +1580,7 @@
           </w:tcPr>
           <w:p>
             <w:r>
-              <w:t>4,881</w:t>
+              <w:t>4,933</w:t>
             </w:r>
           </w:p>
         </w:tc>
@@ -1622,7 +1622,7 @@
           </w:tcPr>
           <w:p>
             <w:r>
-              <w:t>1,509</w:t>
+              <w:t>1,605</w:t>
             </w:r>
           </w:p>
         </w:tc>
@@ -1632,7 +1632,7 @@
           </w:tcPr>
           <w:p>
             <w:r>
-              <w:t>3,610</w:t>
+              <w:t>3,575</w:t>
             </w:r>
           </w:p>
         </w:tc>
@@ -1642,7 +1642,7 @@
           </w:tcPr>
           <w:p>
             <w:r>
-              <w:t>4,812</w:t>
+              <w:t>4,820</w:t>
             </w:r>
           </w:p>
         </w:tc>
@@ -1684,7 +1684,7 @@
           </w:tcPr>
           <w:p>
             <w:r>
-              <w:t>2,274</w:t>
+              <w:t>2,494</w:t>
             </w:r>
           </w:p>
         </w:tc>
@@ -1694,7 +1694,7 @@
           </w:tcPr>
           <w:p>
             <w:r>
-              <w:t>4,321</w:t>
+              <w:t>4,411</w:t>
             </w:r>
           </w:p>
         </w:tc>
@@ -1704,7 +1704,7 @@
           </w:tcPr>
           <w:p>
             <w:r>
-              <w:t>4,858</w:t>
+              <w:t>4,872</w:t>
             </w:r>
           </w:p>
         </w:tc>
@@ -1746,7 +1746,7 @@
           </w:tcPr>
           <w:p>
             <w:r>
-              <w:t>1,477</w:t>
+              <w:t>1,573</w:t>
             </w:r>
           </w:p>
         </w:tc>
@@ -1756,7 +1756,7 @@
           </w:tcPr>
           <w:p>
             <w:r>
-              <w:t>3,615</w:t>
+              <w:t>3,643</w:t>
             </w:r>
           </w:p>
         </w:tc>
@@ -1766,7 +1766,7 @@
           </w:tcPr>
           <w:p>
             <w:r>
-              <w:t>4,753</w:t>
+              <w:t>4,773</w:t>
             </w:r>
           </w:p>
         </w:tc>
@@ -1808,7 +1808,7 @@
           </w:tcPr>
           <w:p>
             <w:r>
-              <w:t>1,171</w:t>
+              <w:t>1,187</w:t>
             </w:r>
           </w:p>
         </w:tc>
@@ -1818,7 +1818,7 @@
           </w:tcPr>
           <w:p>
             <w:r>
-              <w:t>3,595</w:t>
+              <w:t>3,600</w:t>
             </w:r>
           </w:p>
         </w:tc>
@@ -1828,7 +1828,7 @@
           </w:tcPr>
           <w:p>
             <w:r>
-              <w:t>4,829</w:t>
+              <w:t>4,888</w:t>
             </w:r>
           </w:p>
         </w:tc>
@@ -1870,7 +1870,7 @@
           </w:tcPr>
           <w:p>
             <w:r>
-              <w:t>1,198</w:t>
+              <w:t>1,219</w:t>
             </w:r>
           </w:p>
         </w:tc>
@@ -1880,7 +1880,7 @@
           </w:tcPr>
           <w:p>
             <w:r>
-              <w:t>3,607</w:t>
+              <w:t>3,597</w:t>
             </w:r>
           </w:p>
         </w:tc>
@@ -1890,7 +1890,7 @@
           </w:tcPr>
           <w:p>
             <w:r>
-              <w:t>4,934</w:t>
+              <w:t>4,989</w:t>
             </w:r>
           </w:p>
         </w:tc>
@@ -1932,7 +1932,7 @@
           </w:tcPr>
           <w:p>
             <w:r>
-              <w:t>1,181</w:t>
+              <w:t>1,151</w:t>
             </w:r>
           </w:p>
         </w:tc>
@@ -1942,7 +1942,7 @@
           </w:tcPr>
           <w:p>
             <w:r>
-              <w:t>3,479</w:t>
+              <w:t>3,536</w:t>
             </w:r>
           </w:p>
         </w:tc>
@@ -1952,7 +1952,7 @@
           </w:tcPr>
           <w:p>
             <w:r>
-              <w:t>4,984</w:t>
+              <w:t>5,000</w:t>
             </w:r>
           </w:p>
         </w:tc>
@@ -1994,7 +1994,7 @@
           </w:tcPr>
           <w:p>
             <w:r>
-              <w:t>1,981</w:t>
+              <w:t>2,025</w:t>
             </w:r>
           </w:p>
         </w:tc>
@@ -2004,7 +2004,7 @@
           </w:tcPr>
           <w:p>
             <w:r>
-              <w:t>4,258</w:t>
+              <w:t>4,333</w:t>
             </w:r>
           </w:p>
         </w:tc>
@@ -2014,7 +2014,7 @@
           </w:tcPr>
           <w:p>
             <w:r>
-              <w:t>4,971</w:t>
+              <w:t>4,984</w:t>
             </w:r>
           </w:p>
         </w:tc>
@@ -2056,7 +2056,7 @@
           </w:tcPr>
           <w:p>
             <w:r>
-              <w:t>2,125</w:t>
+              <w:t>2,152</w:t>
             </w:r>
           </w:p>
         </w:tc>
@@ -2066,7 +2066,7 @@
           </w:tcPr>
           <w:p>
             <w:r>
-              <w:t>4,333</w:t>
+              <w:t>4,425</w:t>
             </w:r>
           </w:p>
         </w:tc>
@@ -2118,7 +2118,7 @@
           </w:tcPr>
           <w:p>
             <w:r>
-              <w:t>2,312</w:t>
+              <w:t>2,339</w:t>
             </w:r>
           </w:p>
         </w:tc>
@@ -2128,7 +2128,7 @@
           </w:tcPr>
           <w:p>
             <w:r>
-              <w:t>4,601</w:t>
+              <w:t>4,627</w:t>
             </w:r>
           </w:p>
         </w:tc>
@@ -2138,7 +2138,7 @@
           </w:tcPr>
           <w:p>
             <w:r>
-              <w:t>4,996</w:t>
+              <w:t>5,000</w:t>
             </w:r>
           </w:p>
         </w:tc>
@@ -2180,7 +2180,7 @@
           </w:tcPr>
           <w:p>
             <w:r>
-              <w:t>1,686</w:t>
+              <w:t>1,673</w:t>
             </w:r>
           </w:p>
         </w:tc>
@@ -2190,7 +2190,7 @@
           </w:tcPr>
           <w:p>
             <w:r>
-              <w:t>4,122</w:t>
+              <w:t>4,212</w:t>
             </w:r>
           </w:p>
         </w:tc>
@@ -2200,7 +2200,7 @@
           </w:tcPr>
           <w:p>
             <w:r>
-              <w:t>4,968</w:t>
+              <w:t>4,979</w:t>
             </w:r>
           </w:p>
         </w:tc>
@@ -2242,7 +2242,7 @@
           </w:tcPr>
           <w:p>
             <w:r>
-              <w:t>1,746</w:t>
+              <w:t>1,734</w:t>
             </w:r>
           </w:p>
         </w:tc>
@@ -2252,7 +2252,7 @@
           </w:tcPr>
           <w:p>
             <w:r>
-              <w:t>3,869</w:t>
+              <w:t>3,870</w:t>
             </w:r>
           </w:p>
         </w:tc>
@@ -2262,7 +2262,7 @@
           </w:tcPr>
           <w:p>
             <w:r>
-              <w:t>4,970</w:t>
+              <w:t>4,984</w:t>
             </w:r>
           </w:p>
         </w:tc>
@@ -2304,7 +2304,7 @@
           </w:tcPr>
           <w:p>
             <w:r>
-              <w:t>1,649</w:t>
+              <w:t>1,626</w:t>
             </w:r>
           </w:p>
         </w:tc>
@@ -2314,7 +2314,7 @@
           </w:tcPr>
           <w:p>
             <w:r>
-              <w:t>3,933</w:t>
+              <w:t>3,937</w:t>
             </w:r>
           </w:p>
         </w:tc>
@@ -2324,7 +2324,7 @@
           </w:tcPr>
           <w:p>
             <w:r>
-              <w:t>4,971</w:t>
+              <w:t>5,000</w:t>
             </w:r>
           </w:p>
         </w:tc>
@@ -2366,7 +2366,7 @@
           </w:tcPr>
           <w:p>
             <w:r>
-              <w:t>1,415</w:t>
+              <w:t>1,389</w:t>
             </w:r>
           </w:p>
         </w:tc>
@@ -2376,7 +2376,7 @@
           </w:tcPr>
           <w:p>
             <w:r>
-              <w:t>3,190</w:t>
+              <w:t>3,235</w:t>
             </w:r>
           </w:p>
         </w:tc>
@@ -2386,7 +2386,7 @@
           </w:tcPr>
           <w:p>
             <w:r>
-              <w:t>4,876</w:t>
+              <w:t>4,939</w:t>
             </w:r>
           </w:p>
         </w:tc>
@@ -2552,7 +2552,7 @@
           </w:tcPr>
           <w:p>
             <w:r>
-              <w:t>0,623</w:t>
+              <w:t>0,654</w:t>
             </w:r>
           </w:p>
         </w:tc>
@@ -2562,7 +2562,7 @@
           </w:tcPr>
           <w:p>
             <w:r>
-              <w:t>4,152 → 3,529</w:t>
+              <w:t>4,181 → 3,527</w:t>
             </w:r>
           </w:p>
         </w:tc>
@@ -2614,7 +2614,7 @@
           </w:tcPr>
           <w:p>
             <w:r>
-              <w:t>0,746</w:t>
+              <w:t>0,625</w:t>
             </w:r>
           </w:p>
         </w:tc>
@@ -2624,7 +2624,7 @@
           </w:tcPr>
           <w:p>
             <w:r>
-              <w:t>2,994 → 3,740</w:t>
+              <w:t>3,108 → 3,733</w:t>
             </w:r>
           </w:p>
         </w:tc>
@@ -2676,7 +2676,7 @@
           </w:tcPr>
           <w:p>
             <w:r>
-              <w:t>1,422</w:t>
+              <w:t>1,453</w:t>
             </w:r>
           </w:p>
         </w:tc>
@@ -2686,7 +2686,7 @@
           </w:tcPr>
           <w:p>
             <w:r>
-              <w:t>2,883 → 4,305</w:t>
+              <w:t>2,866 → 4,319</w:t>
             </w:r>
           </w:p>
         </w:tc>
@@ -2738,7 +2738,7 @@
           </w:tcPr>
           <w:p>
             <w:r>
-              <w:t>0,518</w:t>
+              <w:t>0,609</w:t>
             </w:r>
           </w:p>
         </w:tc>
@@ -2748,7 +2748,7 @@
           </w:tcPr>
           <w:p>
             <w:r>
-              <w:t>3,942 → 3,424</w:t>
+              <w:t>4,027 → 3,418</w:t>
             </w:r>
           </w:p>
         </w:tc>
@@ -2800,7 +2800,7 @@
           </w:tcPr>
           <w:p>
             <w:r>
-              <w:t>1,461</w:t>
+              <w:t>1,490</w:t>
             </w:r>
           </w:p>
         </w:tc>
@@ -2810,7 +2810,7 @@
           </w:tcPr>
           <w:p>
             <w:r>
-              <w:t>2,573 → 4,034</w:t>
+              <w:t>2,542 → 4,032</w:t>
             </w:r>
           </w:p>
         </w:tc>
@@ -2862,7 +2862,7 @@
           </w:tcPr>
           <w:p>
             <w:r>
-              <w:t>0,748</w:t>
+              <w:t>0,675</w:t>
             </w:r>
           </w:p>
         </w:tc>
@@ -2872,7 +2872,7 @@
           </w:tcPr>
           <w:p>
             <w:r>
-              <w:t>2,893 → 3,641</w:t>
+              <w:t>2,995 → 3,670</w:t>
             </w:r>
           </w:p>
         </w:tc>
@@ -2924,7 +2924,7 @@
           </w:tcPr>
           <w:p>
             <w:r>
-              <w:t>0,734</w:t>
+              <w:t>0,712</w:t>
             </w:r>
           </w:p>
         </w:tc>
@@ -2934,7 +2934,7 @@
           </w:tcPr>
           <w:p>
             <w:r>
-              <w:t>3,703 → 2,969</w:t>
+              <w:t>3,687 → 2,975</w:t>
             </w:r>
           </w:p>
         </w:tc>
@@ -2986,7 +2986,7 @@
           </w:tcPr>
           <w:p>
             <w:r>
-              <w:t>0,677</w:t>
+              <w:t>0,676</w:t>
             </w:r>
           </w:p>
         </w:tc>
@@ -2996,7 +2996,7 @@
           </w:tcPr>
           <w:p>
             <w:r>
-              <w:t>3,680 → 3,003</w:t>
+              <w:t>3,679 → 3,003</w:t>
             </w:r>
           </w:p>
         </w:tc>
@@ -3048,7 +3048,7 @@
           </w:tcPr>
           <w:p>
             <w:r>
-              <w:t>0,509</w:t>
+              <w:t>0,600</w:t>
             </w:r>
           </w:p>
         </w:tc>
@@ -3058,7 +3058,7 @@
           </w:tcPr>
           <w:p>
             <w:r>
-              <w:t>3,831 → 3,322</w:t>
+              <w:t>3,910 → 3,310</w:t>
             </w:r>
           </w:p>
         </w:tc>
@@ -3110,7 +3110,7 @@
           </w:tcPr>
           <w:p>
             <w:r>
-              <w:t>0,912</w:t>
+              <w:t>1,010</w:t>
             </w:r>
           </w:p>
         </w:tc>
@@ -3120,7 +3120,7 @@
           </w:tcPr>
           <w:p>
             <w:r>
-              <w:t>4,321 → 3,409</w:t>
+              <w:t>4,411 → 3,401</w:t>
             </w:r>
           </w:p>
         </w:tc>
@@ -3172,7 +3172,7 @@
           </w:tcPr>
           <w:p>
             <w:r>
-              <w:t>0,798</w:t>
+              <w:t>0,828</w:t>
             </w:r>
           </w:p>
         </w:tc>
@@ -3182,7 +3182,7 @@
           </w:tcPr>
           <w:p>
             <w:r>
-              <w:t>3,607 → 4,405</w:t>
+              <w:t>3,597 → 4,425</w:t>
             </w:r>
           </w:p>
         </w:tc>
@@ -3234,7 +3234,7 @@
           </w:tcPr>
           <w:p>
             <w:r>
-              <w:t>1,145</w:t>
+              <w:t>1,148</w:t>
             </w:r>
           </w:p>
         </w:tc>
@@ -3244,7 +3244,7 @@
           </w:tcPr>
           <w:p>
             <w:r>
-              <w:t>3,479 → 4,624</w:t>
+              <w:t>3,536 → 4,684</w:t>
             </w:r>
           </w:p>
         </w:tc>
@@ -3296,7 +3296,7 @@
           </w:tcPr>
           <w:p>
             <w:r>
-              <w:t>0,586</w:t>
+              <w:t>0,658</w:t>
             </w:r>
           </w:p>
         </w:tc>
@@ -3306,7 +3306,7 @@
           </w:tcPr>
           <w:p>
             <w:r>
-              <w:t>4,258 → 3,672</w:t>
+              <w:t>4,333 → 3,675</w:t>
             </w:r>
           </w:p>
         </w:tc>
@@ -3358,7 +3358,7 @@
           </w:tcPr>
           <w:p>
             <w:r>
-              <w:t>0,907</w:t>
+              <w:t>1,013</w:t>
             </w:r>
           </w:p>
         </w:tc>
@@ -3368,7 +3368,7 @@
           </w:tcPr>
           <w:p>
             <w:r>
-              <w:t>4,333 → 3,426</w:t>
+              <w:t>4,425 → 3,412</w:t>
             </w:r>
           </w:p>
         </w:tc>
@@ -3420,7 +3420,7 @@
           </w:tcPr>
           <w:p>
             <w:r>
-              <w:t>1,147</w:t>
+              <w:t>1,169</w:t>
             </w:r>
           </w:p>
         </w:tc>
@@ -3430,7 +3430,7 @@
           </w:tcPr>
           <w:p>
             <w:r>
-              <w:t>4,601 → 3,454</w:t>
+              <w:t>4,627 → 3,458</w:t>
             </w:r>
           </w:p>
         </w:tc>
@@ -3482,7 +3482,7 @@
           </w:tcPr>
           <w:p>
             <w:r>
-              <w:t>0,537</w:t>
+              <w:t>0,614</w:t>
             </w:r>
           </w:p>
         </w:tc>
@@ -3492,7 +3492,7 @@
           </w:tcPr>
           <w:p>
             <w:r>
-              <w:t>4,122 → 3,585</w:t>
+              <w:t>4,212 → 3,598</w:t>
             </w:r>
           </w:p>
         </w:tc>
@@ -3544,7 +3544,7 @@
           </w:tcPr>
           <w:p>
             <w:r>
-              <w:t>0,576</w:t>
+              <w:t>0,552</w:t>
             </w:r>
           </w:p>
         </w:tc>
@@ -3554,7 +3554,7 @@
           </w:tcPr>
           <w:p>
             <w:r>
-              <w:t>3,933 → 3,357</w:t>
+              <w:t>3,937 → 3,385</w:t>
             </w:r>
           </w:p>
         </w:tc>
@@ -3606,7 +3606,7 @@
           </w:tcPr>
           <w:p>
             <w:r>
-              <w:t>0,581</w:t>
+              <w:t>0,639</w:t>
             </w:r>
           </w:p>
         </w:tc>
@@ -3616,7 +3616,7 @@
           </w:tcPr>
           <w:p>
             <w:r>
-              <w:t>3,190 → 2,609</w:t>
+              <w:t>3,235 → 2,596</w:t>
             </w:r>
           </w:p>
         </w:tc>
@@ -3668,7 +3668,7 @@
           </w:tcPr>
           <w:p>
             <w:r>
-              <w:t>0,540</w:t>
+              <w:t>0,530</w:t>
             </w:r>
           </w:p>
         </w:tc>
@@ -3678,7 +3678,7 @@
           </w:tcPr>
           <w:p>
             <w:r>
-              <w:t>3,869 → 3,329</w:t>
+              <w:t>3,870 → 3,340</w:t>
             </w:r>
           </w:p>
         </w:tc>
